--- a/docs/ACHERON_CHEAT_SHEET.docx
+++ b/docs/ACHERON_CHEAT_SHEET.docx
@@ -194,7 +194,7 @@
               <w:t xml:space="preserve">• </w:t>
             </w:r>
             <w:r>
-              <w:t>Yang 2020 wrote a voltage bit into this bacterium with light, but it is lost when cells divide. Bonnet 2012: rewritable recombinase memory. DNA storage (Biomemory, BioCompute) is archival, read by destroying the sample. Our claim: rewritable, readable, survives division and regrowth.</w:t>
+              <w:t>Yang 2020 wrote a voltage bit into this bacterium with light, lost when cells divide. Bonnet 2012: rewritable DNA memory, heritable over 100+ divisions, read by fluorescence. DNA storage (Biomemory, BioCompute) is archival. We claim no advantage over Bonnet yet. Our open idea: a switch that senses damage and reinforces itself.</w:t>
             </w:r>
           </w:p>
           <w:p>
@@ -218,7 +218,31 @@
               <w:t xml:space="preserve">• </w:t>
             </w:r>
             <w:r>
-              <w:t>Experiment 1 only: does the switch have two stable states in real cells? About $2K to $5K, 6 to 10 weeks (planning estimate, not lab quoted). Plus a paid synthetic-biology consultant and lab access. Not a seed round.</w:t>
+              <w:t>Experiment 1 only: do two stable states exist in real cells? Planning figure $2K to $5K, 6 to 10 weeks (never lab quoted), now a floor since the design grew (pilot, 1a, 1b). Plus a paid synthetic-biology consultant and lab access. Not a seed round.</w:t>
+            </w:r>
+          </w:p>
+          <w:p>
+            <w:pPr>
+              <w:spacing w:before="80"/>
+            </w:pPr>
+            <w:r>
+              <w:rPr>
+                <w:b/>
+                <w:color w:val="1F5F3F"/>
+                <w:sz w:val="21"/>
+              </w:rPr>
+              <w:t>NEXT STEPS</w:t>
+            </w:r>
+          </w:p>
+          <w:p>
+            <w:pPr>
+              <w:ind w:left="144" w:hanging="144"/>
+            </w:pPr>
+            <w:r>
+              <w:t xml:space="preserve">• </w:t>
+            </w:r>
+            <w:r>
+              <w:t>Have a B. subtilis microbiologist review the protocol (docs/PROTOCOL_REVIEW_HANDOFF.md). Decide if voltage is the point (docs/VOLTAGE_DECISION_MEMO.md). Noise setting being re-checked (audit Part 31).</w:t>
             </w:r>
           </w:p>
         </w:tc>
@@ -285,10 +309,10 @@
               <w:rPr>
                 <w:b/>
               </w:rPr>
-              <w:t xml:space="preserve">Survives: </w:t>
+              <w:t xml:space="preserve">Survives, with conditions: </w:t>
             </w:r>
             <w:r>
-              <w:t>Colony cut to 2% (lowest tested, not a limit) still recovers. Bar is 70%.</w:t>
+              <w:t>2% (lowest tested) recovers if survivors are all correct and noise is under about 5x the assumed level.</w:t>
             </w:r>
           </w:p>
           <w:p>
@@ -305,7 +329,7 @@
               <w:t xml:space="preserve">Division noise: </w:t>
             </w:r>
             <w:r>
-              <w:t>Fine to about 5 molecules per cell. Weak near 1. A proposed damage-sensing circuit fixes it, not built.</w:t>
+              <w:t>Fine to about 5 molecules per cell, weak near 1. A proposed damage-sensing circuit fixes it, unbuilt.</w:t>
             </w:r>
           </w:p>
           <w:p>
@@ -319,10 +343,10 @@
               <w:rPr>
                 <w:b/>
               </w:rPr>
-              <w:t xml:space="preserve">Reporter: </w:t>
+              <w:t xml:space="preserve">Long runs: </w:t>
             </w:r>
             <w:r>
-              <w:t>Colour tracks the genes exactly.</w:t>
+              <w:t>Cells that drop the circuit can outgrow the rest and mimic memory loss. A risk for 3-day runs.</w:t>
             </w:r>
           </w:p>
           <w:p>
@@ -339,7 +363,7 @@
               <w:t xml:space="preserve">Voltage read: </w:t>
             </w:r>
             <w:r>
-              <w:t>Colony potassium rhythm scrambles a quick read. Averaging about 3 hours fixes it.</w:t>
+              <w:t>Potassium rhythm scrambles a quick read. Averaging about 3 hours fixes it, but it breaks if division slows or voltage drifts about 35 mV. Colour is robust.</w:t>
             </w:r>
           </w:p>
           <w:p>
@@ -386,7 +410,7 @@
               <w:t xml:space="preserve">Assumed: </w:t>
             </w:r>
             <w:r>
-              <w:t>Noise levels, molecules per cell, voltage levels.</w:t>
+              <w:t>Noise levels, molecules per cell, voltage levels, fitness cost.</w:t>
             </w:r>
           </w:p>
           <w:p>
@@ -403,7 +427,7 @@
               <w:t xml:space="preserve">Unknown: </w:t>
             </w:r>
             <w:r>
-              <w:t>Survives real damage and regrowth. Gene drives real voltage.</w:t>
+              <w:t>Survives real damage and regrowth. Gene drives voltage. Edge over a DNA memory.</w:t>
             </w:r>
           </w:p>
           <w:p>
@@ -427,7 +451,7 @@
               <w:t xml:space="preserve">• </w:t>
             </w:r>
             <w:r>
-              <w:t>About 40 simulation files, 17 unit tests pass (cover analysis code only, not the biology). 7 wet-lab experiments, run in order, each a go or no-go gate. Only Experiment 1 has a price.</w:t>
+              <w:t>43 simulation files, 17 unit tests pass (analysis code only). 7 wet-lab experiments, each a go or no-go gate. Only Experiment 1 has a (floor) price.</w:t>
             </w:r>
           </w:p>
           <w:p>
@@ -438,7 +462,7 @@
               <w:t xml:space="preserve">• </w:t>
             </w:r>
             <w:r>
-              <w:t>Simulations: Python, published equations (Gardner 2000, Huh and Paulsson 2011), AI-assisted coding, checked against papers. Parameters: some published, some assumed and labelled.</w:t>
+              <w:t>Simulations: Python, published equations (Gardner 2000, Huh and Paulsson 2011), AI-assisted coding. Some parameters published, some assumed.</w:t>
             </w:r>
           </w:p>
           <w:p>
@@ -473,7 +497,7 @@
               <w:t xml:space="preserve">• </w:t>
             </w:r>
             <w:r>
-              <w:t>"Nobody stored data in bioelectric state." "24 hours, under 1% error." "Proven" for a simulation. Any capacity, market size or cost for Experiments 2 to 7. That a prototype exists. That AI agreement equals verification.</w:t>
+              <w:t>"Nobody stored data in bioelectric state." "24 hours, under 1% error." "Proven" for a simulation. "2% recovers fully" without conditions. That we beat Bonnet's DNA memory. That AI agreement is verification. Any cost for Experiments 2 to 7.</w:t>
             </w:r>
           </w:p>
           <w:p>
@@ -497,7 +521,7 @@
               <w:t xml:space="preserve">• </w:t>
             </w:r>
             <w:r>
-              <w:t>"I do not know that yet. Here is what I do know." Or: "I would rather check than guess. I will send you the answer with the source." Then send it.</w:t>
+              <w:t>"I do not know that yet. Here is what I do know." Or: "I would rather check than guess. I will send the answer with the source."</w:t>
             </w:r>
           </w:p>
           <w:p>

--- a/docs/ACHERON_CHEAT_SHEET.docx
+++ b/docs/ACHERON_CHEAT_SHEET.docx
@@ -242,7 +242,7 @@
               <w:t xml:space="preserve">• </w:t>
             </w:r>
             <w:r>
-              <w:t>Have a B. subtilis microbiologist review the protocol (docs/PROTOCOL_REVIEW_HANDOFF.md). Decide if voltage is the point (docs/VOLTAGE_DECISION_MEMO.md). Noise setting being re-checked (audit Part 31).</w:t>
+              <w:t>Have a B. subtilis microbiologist review the protocol (docs/PROTOCOL_REVIEW_HANDOFF.md). Decide if voltage is the point (docs/VOLTAGE_DECISION_MEMO.md).</w:t>
             </w:r>
           </w:p>
         </w:tc>
@@ -295,7 +295,7 @@
               <w:t xml:space="preserve">Rule found: </w:t>
             </w:r>
             <w:r>
-              <w:t>Toggle works only if the two promoters are matched. Mismatch gives one setting.</w:t>
+              <w:t>Toggle works only if the two promoters are matched (algebra agrees). Mismatch gives one setting.</w:t>
             </w:r>
           </w:p>
           <w:p>
@@ -312,7 +312,7 @@
               <w:t xml:space="preserve">Survives, with conditions: </w:t>
             </w:r>
             <w:r>
-              <w:t>2% (lowest tested) recovers if survivors are all correct and noise is under about 5x the assumed level.</w:t>
+              <w:t>2% (lowest tested) recovers if survivors are all correct. Noise tolerance depends on the noise model.</w:t>
             </w:r>
           </w:p>
           <w:p>

--- a/docs/ACHERON_CHEAT_SHEET.docx
+++ b/docs/ACHERON_CHEAT_SHEET.docx
@@ -286,17 +286,14 @@
               <w:ind w:left="144" w:hanging="144"/>
             </w:pPr>
             <w:r>
-              <w:t xml:space="preserve">• </w:t>
+              <w:t>• Rule found: Toggle works only if the two promoters are matched (algebra agrees). Mismatch gives one setting.</w:t>
             </w:r>
             <w:r>
               <w:rPr>
                 <w:b/>
               </w:rPr>
-              <w:t xml:space="preserve">Rule found: </w:t>
             </w:r>
-            <w:r>
-              <w:t>Toggle works only if the two promoters are matched (algebra agrees). Mismatch gives one setting.</w:t>
-            </w:r>
+            <w:r/>
           </w:p>
           <w:p>
             <w:pPr>
@@ -320,17 +317,14 @@
               <w:ind w:left="144" w:hanging="144"/>
             </w:pPr>
             <w:r>
-              <w:t xml:space="preserve">• </w:t>
+              <w:t>• Division noise: Colony model: fine to 5 molecules. Molecular: about 12 to 100. Boost circuit unbuilt.</w:t>
             </w:r>
             <w:r>
               <w:rPr>
                 <w:b/>
               </w:rPr>
-              <w:t xml:space="preserve">Division noise: </w:t>
             </w:r>
-            <w:r>
-              <w:t>Fine to about 5 molecules per cell, weak near 1. A proposed damage-sensing circuit fixes it, unbuilt.</w:t>
-            </w:r>
+            <w:r/>
           </w:p>
           <w:p>
             <w:pPr>
@@ -448,11 +442,9 @@
               <w:ind w:left="144" w:hanging="144"/>
             </w:pPr>
             <w:r>
-              <w:t xml:space="preserve">• </w:t>
+              <w:t>• 49 simulation files, 17 unit tests pass (analysis code only). 7 wet-lab experiments, each a go or no-go gate. Only Experiment 1 has a (floor) price.</w:t>
             </w:r>
-            <w:r>
-              <w:t>43 simulation files, 17 unit tests pass (analysis code only). 7 wet-lab experiments, each a go or no-go gate. Only Experiment 1 has a (floor) price.</w:t>
-            </w:r>
+            <w:r/>
           </w:p>
           <w:p>
             <w:pPr>

--- a/docs/ACHERON_CHEAT_SHEET.docx
+++ b/docs/ACHERON_CHEAT_SHEET.docx
@@ -442,7 +442,7 @@
               <w:ind w:left="144" w:hanging="144"/>
             </w:pPr>
             <w:r>
-              <w:t>• 49 simulation files, 17 unit tests pass (analysis code only). 7 wet-lab experiments, each a go or no-go gate. Only Experiment 1 has a (floor) price.</w:t>
+              <w:t>• 50 simulation files, 17 unit tests pass (analysis code only). 7 wet-lab experiments, each a go or no-go gate. Only Experiment 1 has a (floor) price.</w:t>
             </w:r>
             <w:r/>
           </w:p>

--- a/docs/ACHERON_CHEAT_SHEET.docx
+++ b/docs/ACHERON_CHEAT_SHEET.docx
@@ -442,7 +442,7 @@
               <w:ind w:left="144" w:hanging="144"/>
             </w:pPr>
             <w:r>
-              <w:t>• 50 simulation files, 17 unit tests pass (analysis code only). 7 wet-lab experiments, each a go or no-go gate. Only Experiment 1 has a (floor) price.</w:t>
+              <w:t>• 51 simulation files, 17 unit tests pass (analysis code only). 7 wet-lab experiments, each a go or no-go gate. Only Experiment 1 has a (floor) price.</w:t>
             </w:r>
             <w:r/>
           </w:p>
